--- a/Original-vs-Current-Comparison.docx
+++ b/Original-vs-Current-Comparison.docx
@@ -311,7 +311,7 @@
           <w:color w:val="1A1A1A"/>
           <w:sz w:val="20"/>
         </w:rPr>
-        <w:t>Page 11 of the original proposal defines a 5% VAT / 12% Partner-or-Authority / 83% Operator structure that leaves the investor with the residual 17% of the post-VAT, post-Partner pool — roughly 14.2% of gross revenue. Applied to the current Base Case, this changes the investor return profile substantially (see §10).</w:t>
+        <w:t>Page 11 of the original proposal defines a 5% VAT / 12% Partner-or-Authority / 83% Operator structure that leaves the investor with the residual 17% of the post-VAT, post-Partner pool — roughly 14.2% of gross revenue. Applied to the current Base Case (now AED 25.5 M after the 16-min day cycle and LED-field dwell), this changes the investor return profile substantially (see §10).</w:t>
       </w:r>
     </w:p>
     <w:p>
@@ -1394,7 +1394,7 @@
                 <w:color w:val="1A1A1A"/>
                 <w:sz w:val="20"/>
               </w:rPr>
-              <w:t>Increased loading</w:t>
+              <w:t>+21% effective per-flight occupancy vs Dubai actuals</w:t>
             </w:r>
           </w:p>
         </w:tc>
@@ -1436,7 +1436,7 @@
                 <w:color w:val="1A1A1A"/>
                 <w:sz w:val="20"/>
               </w:rPr>
-              <w:t>10 min (5 flights/hr)</w:t>
+              <w:t>10 min (5 flights/hr) — physically impossible at 300 m</w:t>
             </w:r>
           </w:p>
         </w:tc>
@@ -1456,7 +1456,7 @@
                 <w:color w:val="1A1A1A"/>
                 <w:sz w:val="20"/>
               </w:rPr>
-              <w:t>30 min (2 flights/hr)</w:t>
+              <w:t>16 min (3.75 flights/hr at 150 m)</w:t>
             </w:r>
           </w:p>
         </w:tc>
@@ -1476,7 +1476,7 @@
                 <w:color w:val="1A1A1A"/>
                 <w:sz w:val="20"/>
               </w:rPr>
-              <w:t>Honest at 300 m; was unrealistic</w:t>
+              <w:t>Compressed at lower altitude</w:t>
             </w:r>
           </w:p>
         </w:tc>
@@ -1518,7 +1518,7 @@
                 <w:color w:val="1A1A1A"/>
                 <w:sz w:val="20"/>
               </w:rPr>
-              <w:t>50 (10 hrs × 5/hr)</w:t>
+              <w:t>50 claimed / 20 honest (10 hrs × 2/hr)</w:t>
             </w:r>
           </w:p>
         </w:tc>
@@ -1538,7 +1538,7 @@
                 <w:color w:val="1A1A1A"/>
                 <w:sz w:val="20"/>
               </w:rPr>
-              <w:t>6 (3-hr window)</w:t>
+              <w:t>11 (3-hr window × 3.75/hr)</w:t>
             </w:r>
           </w:p>
         </w:tc>
@@ -1662,7 +1662,7 @@
                 <w:color w:val="1A1A1A"/>
                 <w:sz w:val="20"/>
               </w:rPr>
-              <w:t>Operating days</w:t>
+              <w:t>Night LED-field dwell</w:t>
             </w:r>
           </w:p>
         </w:tc>
@@ -1682,7 +1682,7 @@
                 <w:color w:val="1A1A1A"/>
                 <w:sz w:val="20"/>
               </w:rPr>
-              <w:t>365</w:t>
+              <w:t>N/A</w:t>
             </w:r>
           </w:p>
         </w:tc>
@@ -1702,7 +1702,7 @@
                 <w:color w:val="1A1A1A"/>
                 <w:sz w:val="20"/>
               </w:rPr>
-              <w:t>250 (v2) / 300 (blueprint)</w:t>
+              <w:t>Up to 10 min optional</w:t>
             </w:r>
           </w:p>
         </w:tc>
@@ -1722,7 +1722,7 @@
                 <w:color w:val="1A1A1A"/>
                 <w:sz w:val="20"/>
               </w:rPr>
-              <w:t>More conservative</w:t>
+              <w:t>New UX layer</w:t>
             </w:r>
           </w:p>
         </w:tc>
@@ -1744,7 +1744,7 @@
                 <w:color w:val="1A1A1A"/>
                 <w:sz w:val="20"/>
               </w:rPr>
-              <w:t>Weather cancellation</w:t>
+              <w:t>Operating days</w:t>
             </w:r>
           </w:p>
         </w:tc>
@@ -1764,7 +1764,7 @@
                 <w:color w:val="1A1A1A"/>
                 <w:sz w:val="20"/>
               </w:rPr>
-              <w:t>15%</w:t>
+              <w:t>365</w:t>
             </w:r>
           </w:p>
         </w:tc>
@@ -1784,7 +1784,7 @@
                 <w:color w:val="1A1A1A"/>
                 <w:sz w:val="20"/>
               </w:rPr>
-              <w:t>~32% (v2) / 15% (blueprint)</w:t>
+              <w:t>250 (v2) / 300 (blueprint)</w:t>
             </w:r>
           </w:p>
         </w:tc>
@@ -1826,7 +1826,7 @@
                 <w:color w:val="1A1A1A"/>
                 <w:sz w:val="20"/>
               </w:rPr>
-              <w:t>Load factor (base)</w:t>
+              <w:t>Weather cancellation</w:t>
             </w:r>
           </w:p>
         </w:tc>
@@ -1846,7 +1846,7 @@
                 <w:color w:val="1A1A1A"/>
                 <w:sz w:val="20"/>
               </w:rPr>
-              <w:t>70%</w:t>
+              <w:t>15%</w:t>
             </w:r>
           </w:p>
         </w:tc>
@@ -1866,7 +1866,7 @@
                 <w:color w:val="1A1A1A"/>
                 <w:sz w:val="20"/>
               </w:rPr>
-              <w:t>58% (v2) / 70% (blueprint)</w:t>
+              <w:t>~32% (v2) / 15% (blueprint)</w:t>
             </w:r>
           </w:p>
         </w:tc>
@@ -1908,6 +1908,88 @@
                 <w:color w:val="1A1A1A"/>
                 <w:sz w:val="20"/>
               </w:rPr>
+              <w:t>Load factor (base)</w:t>
+            </w:r>
+          </w:p>
+        </w:tc>
+        <w:tc>
+          <w:tcPr>
+            <w:tcW w:type="dxa" w:w="2551"/>
+            <w:vAlign w:val="center"/>
+          </w:tcPr>
+          <w:p>
+            <w:pPr>
+              <w:jc w:val="right"/>
+            </w:pPr>
+            <w:r/>
+            <w:r>
+              <w:rPr>
+                <w:rFonts w:ascii="Calibri" w:hAnsi="Calibri"/>
+                <w:color w:val="1A1A1A"/>
+                <w:sz w:val="20"/>
+              </w:rPr>
+              <w:t>70%</w:t>
+            </w:r>
+          </w:p>
+        </w:tc>
+        <w:tc>
+          <w:tcPr>
+            <w:tcW w:type="dxa" w:w="2551"/>
+            <w:vAlign w:val="center"/>
+          </w:tcPr>
+          <w:p>
+            <w:pPr>
+              <w:jc w:val="right"/>
+            </w:pPr>
+            <w:r/>
+            <w:r>
+              <w:rPr>
+                <w:rFonts w:ascii="Calibri" w:hAnsi="Calibri"/>
+                <w:color w:val="1A1A1A"/>
+                <w:sz w:val="20"/>
+              </w:rPr>
+              <w:t>58% (v2) / 70% (blueprint)</w:t>
+            </w:r>
+          </w:p>
+        </w:tc>
+        <w:tc>
+          <w:tcPr>
+            <w:tcW w:type="dxa" w:w="1701"/>
+            <w:vAlign w:val="center"/>
+          </w:tcPr>
+          <w:p>
+            <w:pPr>
+              <w:jc w:val="right"/>
+            </w:pPr>
+            <w:r/>
+            <w:r>
+              <w:rPr>
+                <w:rFonts w:ascii="Calibri" w:hAnsi="Calibri"/>
+                <w:color w:val="1A1A1A"/>
+                <w:sz w:val="20"/>
+              </w:rPr>
+              <w:t>More conservative</w:t>
+            </w:r>
+          </w:p>
+        </w:tc>
+      </w:tr>
+      <w:tr>
+        <w:tc>
+          <w:tcPr>
+            <w:tcW w:type="dxa" w:w="2551"/>
+            <w:vAlign w:val="center"/>
+          </w:tcPr>
+          <w:p>
+            <w:pPr>
+              <w:jc w:val="left"/>
+            </w:pPr>
+            <w:r/>
+            <w:r>
+              <w:rPr>
+                <w:rFonts w:ascii="Calibri" w:hAnsi="Calibri"/>
+                <w:color w:val="1A1A1A"/>
+                <w:sz w:val="20"/>
+              </w:rPr>
               <w:t>Effective day guests/yr</w:t>
             </w:r>
           </w:p>
@@ -1928,7 +2010,7 @@
                 <w:color w:val="1A1A1A"/>
                 <w:sz w:val="20"/>
               </w:rPr>
-              <w:t>~128,520</w:t>
+              <w:t>~128,520 (claimed)</w:t>
             </w:r>
           </w:p>
         </w:tc>
@@ -1948,7 +2030,7 @@
                 <w:color w:val="1A1A1A"/>
                 <w:sz w:val="20"/>
               </w:rPr>
-              <w:t>~21,750 (v2) / 37,800 (blueprint)</w:t>
+              <w:t>~39,900 (v2 at 16-min cycle)</w:t>
             </w:r>
           </w:p>
         </w:tc>
@@ -2892,7 +2974,7 @@
                 <w:color w:val="1A1A1A"/>
                 <w:sz w:val="20"/>
               </w:rPr>
-              <w:t>AED 22.2 M (v2) / 24.7 M (blueprint)</w:t>
+              <w:t>AED 25.5 M (v2)</w:t>
             </w:r>
           </w:p>
         </w:tc>
@@ -2912,7 +2994,7 @@
                 <w:color w:val="1A1A1A"/>
                 <w:sz w:val="20"/>
               </w:rPr>
-              <w:t>Similar headline</w:t>
+              <w:t>+ AED 0.8 M vs original</w:t>
             </w:r>
           </w:p>
         </w:tc>
@@ -3056,7 +3138,7 @@
                 <w:color w:val="1A1A1A"/>
                 <w:sz w:val="20"/>
               </w:rPr>
-              <w:t>AED 9.8 M</w:t>
+              <w:t>AED 9.9 M</w:t>
             </w:r>
           </w:p>
         </w:tc>
@@ -3076,7 +3158,7 @@
                 <w:color w:val="1A1A1A"/>
                 <w:sz w:val="20"/>
               </w:rPr>
-              <w:t>+AED 2.6 M (LED layer)</w:t>
+              <w:t>+AED 2.7 M (LED layer)</w:t>
             </w:r>
           </w:p>
         </w:tc>
@@ -3138,7 +3220,7 @@
                 <w:color w:val="1A1A1A"/>
                 <w:sz w:val="20"/>
               </w:rPr>
-              <w:t>AED 12.4 M (v2) / 14.9 M (blueprint)</w:t>
+              <w:t>AED 15.6 M (v2 project level)</w:t>
             </w:r>
           </w:p>
         </w:tc>
@@ -3158,7 +3240,89 @@
                 <w:color w:val="1A1A1A"/>
                 <w:sz w:val="20"/>
               </w:rPr>
-              <w:t>Lower at project level</w:t>
+              <w:t>Project-level only</w:t>
+            </w:r>
+          </w:p>
+        </w:tc>
+      </w:tr>
+      <w:tr>
+        <w:tc>
+          <w:tcPr>
+            <w:tcW w:type="dxa" w:w="2551"/>
+            <w:vAlign w:val="center"/>
+          </w:tcPr>
+          <w:p>
+            <w:pPr>
+              <w:jc w:val="left"/>
+            </w:pPr>
+            <w:r/>
+            <w:r>
+              <w:rPr>
+                <w:rFonts w:ascii="Calibri" w:hAnsi="Calibri"/>
+                <w:color w:val="1A1A1A"/>
+                <w:sz w:val="20"/>
+              </w:rPr>
+              <w:t>EBITDA margin</w:t>
+            </w:r>
+          </w:p>
+        </w:tc>
+        <w:tc>
+          <w:tcPr>
+            <w:tcW w:type="dxa" w:w="2551"/>
+            <w:vAlign w:val="center"/>
+          </w:tcPr>
+          <w:p>
+            <w:pPr>
+              <w:jc w:val="right"/>
+            </w:pPr>
+            <w:r/>
+            <w:r>
+              <w:rPr>
+                <w:rFonts w:ascii="Calibri" w:hAnsi="Calibri"/>
+                <w:color w:val="1A1A1A"/>
+                <w:sz w:val="20"/>
+              </w:rPr>
+              <w:t>N/A</w:t>
+            </w:r>
+          </w:p>
+        </w:tc>
+        <w:tc>
+          <w:tcPr>
+            <w:tcW w:type="dxa" w:w="2551"/>
+            <w:vAlign w:val="center"/>
+          </w:tcPr>
+          <w:p>
+            <w:pPr>
+              <w:jc w:val="right"/>
+            </w:pPr>
+            <w:r/>
+            <w:r>
+              <w:rPr>
+                <w:rFonts w:ascii="Calibri" w:hAnsi="Calibri"/>
+                <w:color w:val="1A1A1A"/>
+                <w:sz w:val="20"/>
+              </w:rPr>
+              <w:t>61 %</w:t>
+            </w:r>
+          </w:p>
+        </w:tc>
+        <w:tc>
+          <w:tcPr>
+            <w:tcW w:type="dxa" w:w="1701"/>
+            <w:vAlign w:val="center"/>
+          </w:tcPr>
+          <w:p>
+            <w:pPr>
+              <w:jc w:val="right"/>
+            </w:pPr>
+            <w:r/>
+            <w:r>
+              <w:rPr>
+                <w:rFonts w:ascii="Calibri" w:hAnsi="Calibri"/>
+                <w:color w:val="1A1A1A"/>
+                <w:sz w:val="20"/>
+              </w:rPr>
+              <w:t>—</w:t>
             </w:r>
           </w:p>
         </w:tc>
@@ -3734,7 +3898,7 @@
                 <w:color w:val="1A1A1A"/>
                 <w:sz w:val="20"/>
               </w:rPr>
-              <w:t>Implied ~6 yrs at investor level</w:t>
+              <w:t>Implied ~4 yrs at investor level</w:t>
             </w:r>
           </w:p>
         </w:tc>
@@ -3754,7 +3918,7 @@
                 <w:color w:val="1A1A1A"/>
                 <w:sz w:val="20"/>
               </w:rPr>
-              <w:t>~2.1 yrs (v2 project level)</w:t>
+              <w:t>~1.7 yrs (v2 project level)</w:t>
             </w:r>
           </w:p>
         </w:tc>
@@ -3774,7 +3938,7 @@
                 <w:color w:val="1A1A1A"/>
                 <w:sz w:val="20"/>
               </w:rPr>
-              <w:t>Restated higher</w:t>
+              <w:t>Higher at project level</w:t>
             </w:r>
           </w:p>
         </w:tc>
@@ -3796,7 +3960,7 @@
                 <w:color w:val="1A1A1A"/>
                 <w:sz w:val="20"/>
               </w:rPr>
-              <w:t>10-year NPV @ 8%</w:t>
+              <w:t>10-year IRR</w:t>
             </w:r>
           </w:p>
         </w:tc>
@@ -3836,7 +4000,7 @@
                 <w:color w:val="1A1A1A"/>
                 <w:sz w:val="20"/>
               </w:rPr>
-              <w:t>AED 51.4 M (v2) / 85 M (blueprint)</w:t>
+              <w:t>~45 % (v2 project level)</w:t>
             </w:r>
           </w:p>
         </w:tc>
@@ -3878,6 +4042,88 @@
                 <w:color w:val="1A1A1A"/>
                 <w:sz w:val="20"/>
               </w:rPr>
+              <w:t>10-year NPV @ 8%</w:t>
+            </w:r>
+          </w:p>
+        </w:tc>
+        <w:tc>
+          <w:tcPr>
+            <w:tcW w:type="dxa" w:w="2551"/>
+            <w:vAlign w:val="center"/>
+          </w:tcPr>
+          <w:p>
+            <w:pPr>
+              <w:jc w:val="right"/>
+            </w:pPr>
+            <w:r/>
+            <w:r>
+              <w:rPr>
+                <w:rFonts w:ascii="Calibri" w:hAnsi="Calibri"/>
+                <w:color w:val="1A1A1A"/>
+                <w:sz w:val="20"/>
+              </w:rPr>
+              <w:t>Not stated</w:t>
+            </w:r>
+          </w:p>
+        </w:tc>
+        <w:tc>
+          <w:tcPr>
+            <w:tcW w:type="dxa" w:w="2551"/>
+            <w:vAlign w:val="center"/>
+          </w:tcPr>
+          <w:p>
+            <w:pPr>
+              <w:jc w:val="right"/>
+            </w:pPr>
+            <w:r/>
+            <w:r>
+              <w:rPr>
+                <w:rFonts w:ascii="Calibri" w:hAnsi="Calibri"/>
+                <w:color w:val="1A1A1A"/>
+                <w:sz w:val="20"/>
+              </w:rPr>
+              <w:t>AED 73.4 M (v2 project level)</w:t>
+            </w:r>
+          </w:p>
+        </w:tc>
+        <w:tc>
+          <w:tcPr>
+            <w:tcW w:type="dxa" w:w="1701"/>
+            <w:vAlign w:val="center"/>
+          </w:tcPr>
+          <w:p>
+            <w:pPr>
+              <w:jc w:val="right"/>
+            </w:pPr>
+            <w:r/>
+            <w:r>
+              <w:rPr>
+                <w:rFonts w:ascii="Calibri" w:hAnsi="Calibri"/>
+                <w:color w:val="1A1A1A"/>
+                <w:sz w:val="20"/>
+              </w:rPr>
+              <w:t>Project-level only</w:t>
+            </w:r>
+          </w:p>
+        </w:tc>
+      </w:tr>
+      <w:tr>
+        <w:tc>
+          <w:tcPr>
+            <w:tcW w:type="dxa" w:w="2551"/>
+            <w:vAlign w:val="center"/>
+          </w:tcPr>
+          <w:p>
+            <w:pPr>
+              <w:jc w:val="left"/>
+            </w:pPr>
+            <w:r/>
+            <w:r>
+              <w:rPr>
+                <w:rFonts w:ascii="Calibri" w:hAnsi="Calibri"/>
+                <w:color w:val="1A1A1A"/>
+                <w:sz w:val="20"/>
+              </w:rPr>
               <w:t>10-year MOIC</w:t>
             </w:r>
           </w:p>
@@ -3918,7 +4164,7 @@
                 <w:color w:val="1A1A1A"/>
                 <w:sz w:val="20"/>
               </w:rPr>
-              <w:t>~4.7× (v2) / 5.5× (blueprint)</w:t>
+              <w:t>~6.0× (v2 project level)</w:t>
             </w:r>
           </w:p>
         </w:tc>
@@ -4188,7 +4434,7 @@
           <w:color w:val="1A1A1A"/>
           <w:sz w:val="24"/>
         </w:rPr>
-        <w:t>Current cycle math (v2 memo)</w:t>
+        <w:t>Current cycle math (v2 memo, updated)</w:t>
       </w:r>
     </w:p>
     <w:p>
@@ -4203,7 +4449,7 @@
           <w:color w:val="1A1A1A"/>
           <w:sz w:val="22"/>
         </w:rPr>
-        <w:t>The current pitch uses two cycle definitions, one per product:</w:t>
+        <w:t>The current pitch uses two cycle definitions, one per product, both enabled by the 150 m peak shortening vertical motion to ~6.75 min round-trip (vs. ~13.5 min at the original's 300 m):</w:t>
       </w:r>
     </w:p>
     <w:p>
@@ -4218,7 +4464,7 @@
           <w:color w:val="1A1A1A"/>
           <w:sz w:val="22"/>
         </w:rPr>
-        <w:t>Day: 30 min cycle × 6 rides over 9am–12pm = 6 day flights</w:t>
+        <w:t>Day: 16 min cycle × 11 rides in the 9am–12pm window (3 hrs). Peak panoramic hold retained at 5 min.</w:t>
       </w:r>
     </w:p>
     <w:p>
@@ -4233,7 +4479,7 @@
           <w:color w:val="1A1A1A"/>
           <w:sz w:val="22"/>
         </w:rPr>
-        <w:t>Night: 20 min batch cycle × 16 batches over sundown–midnight (feasible because peak altitude is 150 m, not 300 m)</w:t>
+        <w:t>Night: 20 min batch cycle × 16 batches over sundown–midnight. Photo dwell on platform + up to 10 min optional dwell inside the LED ring after disembark.</w:t>
       </w:r>
     </w:p>
     <w:p>
@@ -4248,7 +4494,7 @@
           <w:color w:val="1A1A1A"/>
           <w:sz w:val="22"/>
         </w:rPr>
-        <w:t>The 20-minute night batch is only feasible because the marketed peak altitude was reduced from 300 m to 150 m. At 150 m, vertical motion is 6.75 minutes round-trip — enough headroom for a 7.5-minute main show at 25 m show altitude plus boarding turnover.</w:t>
+        <w:t>Both cycles are physically realistic at 150 m. The 300 m baseline would have required ~30 min day cycle and ~41 min night cycle for the same experience phases — which is why moving the marketed peak altitude from 300 m to 150 m is the load-bearing operating decision of the entire revision. It is what unlocks both the day-side capacity gain and the night-side product itself.</w:t>
       </w:r>
     </w:p>
     <w:p>
@@ -4712,7 +4958,65 @@
           <w:color w:val="555555"/>
           <w:sz w:val="20"/>
         </w:rPr>
-        <w:t>The likely rationale for the original's 12-guest assumption is real-world Dubai Balloon operating averages — Hero has 250,000+ safe flights of historical data. A 30-pax envelope averaging 12 pax/flight is a ~40% effective load baked into the loading line. The current pitch raises this on the thesis that the LED canvas + night product + museum ecosystem will drive demand uplift. A defensible framing for investors is: same gondola, same safety envelope; loading uplift is a demand-side claim attributable to the LED canvas, not a hardware change.</w:t>
+        <w:t>The original's 12-guest assumption is consistent with real-world Dubai Balloon operating averages — Hero has 250,000+ safe flights of historical data. A 30-pax envelope averaging ~12 pax/flight is baked into that loading line.</w:t>
+      </w:r>
+    </w:p>
+    <w:p>
+      <w:pPr>
+        <w:spacing w:after="80"/>
+      </w:pPr>
+      <w:r>
+        <w:rPr>
+          <w:rFonts w:ascii="Calibri" w:hAnsi="Calibri"/>
+          <w:b w:val="0"/>
+          <w:i w:val="0"/>
+          <w:color w:val="1A1A1A"/>
+          <w:sz w:val="22"/>
+        </w:rPr>
+      </w:r>
+    </w:p>
+    <w:p>
+      <w:pPr>
+        <w:spacing w:before="200" w:after="40"/>
+      </w:pPr>
+      <w:r>
+        <w:rPr>
+          <w:rFonts w:ascii="Calibri" w:hAnsi="Calibri"/>
+          <w:b/>
+          <w:color w:val="1A1A1A"/>
+          <w:sz w:val="24"/>
+        </w:rPr>
+        <w:t>Locked positioning</w:t>
+      </w:r>
+    </w:p>
+    <w:p>
+      <w:pPr>
+        <w:spacing w:after="80"/>
+      </w:pPr>
+      <w:r>
+        <w:rPr>
+          <w:rFonts w:ascii="Calibri" w:hAnsi="Calibri"/>
+          <w:b w:val="0"/>
+          <w:i w:val="0"/>
+          <w:color w:val="1A1A1A"/>
+          <w:sz w:val="22"/>
+        </w:rPr>
+        <w:t>The current pitch raises this to 25 pax × 58% load = 14.5 effective pax/flight — only +21% over the Dubai actuals of ~12 pax/flight. That +21% effective-loading uplift is positioned as a demand-side claim attributable to the LED canvas + premium night product + museum cross-discount + Saadiyat's 10% YoY visitor growth. Same gondola, same certification, same safety envelope — the loading uplift is NOT a hardware re-rating.</w:t>
+      </w:r>
+    </w:p>
+    <w:p>
+      <w:pPr>
+        <w:spacing w:after="80"/>
+      </w:pPr>
+      <w:r>
+        <w:rPr>
+          <w:rFonts w:ascii="Calibri" w:hAnsi="Calibri"/>
+          <w:b w:val="0"/>
+          <w:i/>
+          <w:color w:val="555555"/>
+          <w:sz w:val="20"/>
+        </w:rPr>
+        <w:t>Recommended deck phrasing: "Same certified gondola, same safety envelope. The +21% effective loading vs. Dubai actuals is the demand uplift attributable to the LED canvas night product and Saadiyat's cultural-district ramp." This framing is now adopted in v2 memo §4B.</w:t>
       </w:r>
     </w:p>
     <w:p>
@@ -4926,7 +5230,7 @@
                 <w:color w:val="1A1A1A"/>
                 <w:sz w:val="20"/>
               </w:rPr>
-              <w:t>Original (page 9)</w:t>
+              <w:t>Original (page 9, as claimed)</w:t>
             </w:r>
           </w:p>
         </w:tc>
@@ -5194,6 +5498,21 @@
         </w:tc>
       </w:tr>
     </w:tbl>
+    <w:p>
+      <w:pPr>
+        <w:spacing w:after="80"/>
+      </w:pPr>
+      <w:r>
+        <w:rPr>
+          <w:rFonts w:ascii="Calibri" w:hAnsi="Calibri"/>
+          <w:b w:val="0"/>
+          <w:i/>
+          <w:color w:val="555555"/>
+          <w:sz w:val="20"/>
+        </w:rPr>
+        <w:t>Note: the original's 10-min cycle is physically impossible at 300 m — see §4 callout. Carried here only to mirror the original's stated math.</w:t>
+      </w:r>
+    </w:p>
     <w:p>
       <w:pPr>
         <w:spacing w:before="200" w:after="40"/>
@@ -5376,7 +5695,7 @@
                 <w:color w:val="1A1A1A"/>
                 <w:sz w:val="20"/>
               </w:rPr>
-              <w:t>Original config (honest cycle)</w:t>
+              <w:t>Original config (honest 300 m cycle)</w:t>
             </w:r>
           </w:p>
         </w:tc>
@@ -5497,6 +5816,172 @@
                 <w:sz w:val="20"/>
               </w:rPr>
               <w:t>AED 10.0 M</w:t>
+            </w:r>
+          </w:p>
+        </w:tc>
+      </w:tr>
+    </w:tbl>
+    <w:p>
+      <w:pPr>
+        <w:spacing w:before="200" w:after="40"/>
+      </w:pPr>
+      <w:r>
+        <w:rPr>
+          <w:rFonts w:ascii="Calibri" w:hAnsi="Calibri"/>
+          <w:b/>
+          <w:color w:val="1A1A1A"/>
+          <w:sz w:val="24"/>
+        </w:rPr>
+        <w:t>Scenario C — current 16-min day cycle at 150 m ★ adopted</w:t>
+      </w:r>
+    </w:p>
+    <w:tbl>
+      <w:tblPr>
+        <w:tblStyle w:val="LightGrid-Accent1"/>
+        <w:tblW w:type="auto" w:w="0"/>
+        <w:tblLayout w:type="fixed"/>
+        <w:tblLook w:firstColumn="1" w:firstRow="1" w:lastColumn="0" w:lastRow="0" w:noHBand="0" w:noVBand="1" w:val="04A0"/>
+      </w:tblPr>
+      <w:tblGrid>
+        <w:gridCol w:w="1425"/>
+        <w:gridCol w:w="1425"/>
+        <w:gridCol w:w="1425"/>
+        <w:gridCol w:w="1425"/>
+        <w:gridCol w:w="1425"/>
+        <w:gridCol w:w="1425"/>
+        <w:gridCol w:w="1425"/>
+      </w:tblGrid>
+      <w:tr>
+        <w:tc>
+          <w:tcPr>
+            <w:tcW w:type="dxa" w:w="2835"/>
+            <w:shd w:val="clear" w:color="auto" w:fill="F1E9D2"/>
+            <w:vAlign w:val="center"/>
+          </w:tcPr>
+          <w:p>
+            <w:r/>
+            <w:r>
+              <w:rPr>
+                <w:rFonts w:ascii="Calibri" w:hAnsi="Calibri"/>
+                <w:b/>
+                <w:color w:val="1A1A1A"/>
+                <w:sz w:val="20"/>
+              </w:rPr>
+              <w:t>Model</w:t>
+            </w:r>
+          </w:p>
+        </w:tc>
+        <w:tc>
+          <w:tcPr>
+            <w:tcW w:type="dxa" w:w="1134"/>
+            <w:shd w:val="clear" w:color="auto" w:fill="F1E9D2"/>
+            <w:vAlign w:val="center"/>
+          </w:tcPr>
+          <w:p>
+            <w:r/>
+            <w:r>
+              <w:rPr>
+                <w:rFonts w:ascii="Calibri" w:hAnsi="Calibri"/>
+                <w:b/>
+                <w:color w:val="1A1A1A"/>
+                <w:sz w:val="20"/>
+              </w:rPr>
+              <w:t>Flights/day</w:t>
+            </w:r>
+          </w:p>
+        </w:tc>
+        <w:tc>
+          <w:tcPr>
+            <w:tcW w:type="dxa" w:w="1134"/>
+            <w:shd w:val="clear" w:color="auto" w:fill="F1E9D2"/>
+            <w:vAlign w:val="center"/>
+          </w:tcPr>
+          <w:p>
+            <w:r/>
+            <w:r>
+              <w:rPr>
+                <w:rFonts w:ascii="Calibri" w:hAnsi="Calibri"/>
+                <w:b/>
+                <w:color w:val="1A1A1A"/>
+                <w:sz w:val="20"/>
+              </w:rPr>
+              <w:t>Pax/flight</w:t>
+            </w:r>
+          </w:p>
+        </w:tc>
+        <w:tc>
+          <w:tcPr>
+            <w:tcW w:type="dxa" w:w="1417"/>
+            <w:shd w:val="clear" w:color="auto" w:fill="F1E9D2"/>
+            <w:vAlign w:val="center"/>
+          </w:tcPr>
+          <w:p>
+            <w:r/>
+            <w:r>
+              <w:rPr>
+                <w:rFonts w:ascii="Calibri" w:hAnsi="Calibri"/>
+                <w:b/>
+                <w:color w:val="1A1A1A"/>
+                <w:sz w:val="20"/>
+              </w:rPr>
+              <w:t>Effective load</w:t>
+            </w:r>
+          </w:p>
+        </w:tc>
+        <w:tc>
+          <w:tcPr>
+            <w:tcW w:type="dxa" w:w="1134"/>
+            <w:shd w:val="clear" w:color="auto" w:fill="F1E9D2"/>
+            <w:vAlign w:val="center"/>
+          </w:tcPr>
+          <w:p>
+            <w:r/>
+            <w:r>
+              <w:rPr>
+                <w:rFonts w:ascii="Calibri" w:hAnsi="Calibri"/>
+                <w:b/>
+                <w:color w:val="1A1A1A"/>
+                <w:sz w:val="20"/>
+              </w:rPr>
+              <w:t>ARPU</w:t>
+            </w:r>
+          </w:p>
+        </w:tc>
+        <w:tc>
+          <w:tcPr>
+            <w:tcW w:type="dxa" w:w="850"/>
+            <w:shd w:val="clear" w:color="auto" w:fill="F1E9D2"/>
+            <w:vAlign w:val="center"/>
+          </w:tcPr>
+          <w:p>
+            <w:r/>
+            <w:r>
+              <w:rPr>
+                <w:rFonts w:ascii="Calibri" w:hAnsi="Calibri"/>
+                <w:b/>
+                <w:color w:val="1A1A1A"/>
+                <w:sz w:val="20"/>
+              </w:rPr>
+              <w:t>Op days</w:t>
+            </w:r>
+          </w:p>
+        </w:tc>
+        <w:tc>
+          <w:tcPr>
+            <w:tcW w:type="dxa" w:w="1417"/>
+            <w:shd w:val="clear" w:color="auto" w:fill="F1E9D2"/>
+            <w:vAlign w:val="center"/>
+          </w:tcPr>
+          <w:p>
+            <w:r/>
+            <w:r>
+              <w:rPr>
+                <w:rFonts w:ascii="Calibri" w:hAnsi="Calibri"/>
+                <w:b/>
+                <w:color w:val="1A1A1A"/>
+                <w:sz w:val="20"/>
+              </w:rPr>
+              <w:t>Annual revenue</w:t>
             </w:r>
           </w:p>
         </w:tc>
@@ -5538,7 +6023,7 @@
                 <w:color w:val="1A1A1A"/>
                 <w:sz w:val="20"/>
               </w:rPr>
-              <w:t>20</w:t>
+              <w:t>37</w:t>
             </w:r>
           </w:p>
         </w:tc>
@@ -5638,7 +6123,7 @@
                 <w:color w:val="1A1A1A"/>
                 <w:sz w:val="20"/>
               </w:rPr>
-              <w:t>AED 12.3 M</w:t>
+              <w:t>AED 22.8 M</w:t>
             </w:r>
           </w:p>
         </w:tc>
@@ -5680,7 +6165,7 @@
                 <w:color w:val="1A1A1A"/>
                 <w:sz w:val="20"/>
               </w:rPr>
-              <w:t>6</w:t>
+              <w:t>11</w:t>
             </w:r>
           </w:p>
         </w:tc>
@@ -5780,7 +6265,374 @@
                 <w:color w:val="1A1A1A"/>
                 <w:sz w:val="20"/>
               </w:rPr>
-              <w:t>AED 3.7 M</w:t>
+              <w:t>AED 6.8 M</w:t>
+            </w:r>
+          </w:p>
+        </w:tc>
+      </w:tr>
+    </w:tbl>
+    <w:p>
+      <w:pPr>
+        <w:spacing w:after="80"/>
+      </w:pPr>
+      <w:r>
+        <w:rPr>
+          <w:rFonts w:ascii="Calibri" w:hAnsi="Calibri"/>
+          <w:b w:val="0"/>
+          <w:i/>
+          <w:color w:val="555555"/>
+          <w:sz w:val="20"/>
+        </w:rPr>
+        <w:t>The 16-min day cycle is what the model actually uses (v2 memo §4C). A 5-min peak panoramic hold is preserved — the day product trades on the photo moment, not on cycle compression for its own sake.</w:t>
+      </w:r>
+    </w:p>
+    <w:p>
+      <w:pPr>
+        <w:spacing w:before="200" w:after="40"/>
+      </w:pPr>
+      <w:r>
+        <w:rPr>
+          <w:rFonts w:ascii="Calibri" w:hAnsi="Calibri"/>
+          <w:b/>
+          <w:color w:val="1A1A1A"/>
+          <w:sz w:val="24"/>
+        </w:rPr>
+        <w:t>Per-hour productivity comparison</w:t>
+      </w:r>
+    </w:p>
+    <w:tbl>
+      <w:tblPr>
+        <w:tblStyle w:val="LightGrid-Accent1"/>
+        <w:tblW w:type="auto" w:w="0"/>
+        <w:tblLayout w:type="fixed"/>
+        <w:tblLook w:firstColumn="1" w:firstRow="1" w:lastColumn="0" w:lastRow="0" w:noHBand="0" w:noVBand="1" w:val="04A0"/>
+      </w:tblPr>
+      <w:tblGrid>
+        <w:gridCol w:w="2493"/>
+        <w:gridCol w:w="2493"/>
+        <w:gridCol w:w="2493"/>
+        <w:gridCol w:w="2493"/>
+      </w:tblGrid>
+      <w:tr>
+        <w:tc>
+          <w:tcPr>
+            <w:tcW w:type="dxa" w:w="3402"/>
+            <w:shd w:val="clear" w:color="auto" w:fill="F1E9D2"/>
+            <w:vAlign w:val="center"/>
+          </w:tcPr>
+          <w:p>
+            <w:r/>
+            <w:r>
+              <w:rPr>
+                <w:rFonts w:ascii="Calibri" w:hAnsi="Calibri"/>
+                <w:b/>
+                <w:color w:val="1A1A1A"/>
+                <w:sz w:val="20"/>
+              </w:rPr>
+              <w:t>Source</w:t>
+            </w:r>
+          </w:p>
+        </w:tc>
+        <w:tc>
+          <w:tcPr>
+            <w:tcW w:type="dxa" w:w="1417"/>
+            <w:shd w:val="clear" w:color="auto" w:fill="F1E9D2"/>
+            <w:vAlign w:val="center"/>
+          </w:tcPr>
+          <w:p>
+            <w:r/>
+            <w:r>
+              <w:rPr>
+                <w:rFonts w:ascii="Calibri" w:hAnsi="Calibri"/>
+                <w:b/>
+                <w:color w:val="1A1A1A"/>
+                <w:sz w:val="20"/>
+              </w:rPr>
+              <w:t>Flights/hour</w:t>
+            </w:r>
+          </w:p>
+        </w:tc>
+        <w:tc>
+          <w:tcPr>
+            <w:tcW w:type="dxa" w:w="1701"/>
+            <w:shd w:val="clear" w:color="auto" w:fill="F1E9D2"/>
+            <w:vAlign w:val="center"/>
+          </w:tcPr>
+          <w:p>
+            <w:r/>
+            <w:r>
+              <w:rPr>
+                <w:rFonts w:ascii="Calibri" w:hAnsi="Calibri"/>
+                <w:b/>
+                <w:color w:val="1A1A1A"/>
+                <w:sz w:val="20"/>
+              </w:rPr>
+              <w:t>Revenue/flight</w:t>
+            </w:r>
+          </w:p>
+        </w:tc>
+        <w:tc>
+          <w:tcPr>
+            <w:tcW w:type="dxa" w:w="2268"/>
+            <w:shd w:val="clear" w:color="auto" w:fill="F1E9D2"/>
+            <w:vAlign w:val="center"/>
+          </w:tcPr>
+          <w:p>
+            <w:r/>
+            <w:r>
+              <w:rPr>
+                <w:rFonts w:ascii="Calibri" w:hAnsi="Calibri"/>
+                <w:b/>
+                <w:color w:val="1A1A1A"/>
+                <w:sz w:val="20"/>
+              </w:rPr>
+              <w:t>Revenue/operating hour</w:t>
+            </w:r>
+          </w:p>
+        </w:tc>
+      </w:tr>
+      <w:tr>
+        <w:tc>
+          <w:tcPr>
+            <w:tcW w:type="dxa" w:w="3402"/>
+            <w:vAlign w:val="center"/>
+          </w:tcPr>
+          <w:p>
+            <w:pPr>
+              <w:jc w:val="left"/>
+            </w:pPr>
+            <w:r/>
+            <w:r>
+              <w:rPr>
+                <w:rFonts w:ascii="Calibri" w:hAnsi="Calibri"/>
+                <w:color w:val="1A1A1A"/>
+                <w:sz w:val="20"/>
+              </w:rPr>
+              <w:t>Original (page 9 claimed)</w:t>
+            </w:r>
+          </w:p>
+        </w:tc>
+        <w:tc>
+          <w:tcPr>
+            <w:tcW w:type="dxa" w:w="1417"/>
+            <w:vAlign w:val="center"/>
+          </w:tcPr>
+          <w:p>
+            <w:pPr>
+              <w:jc w:val="right"/>
+            </w:pPr>
+            <w:r/>
+            <w:r>
+              <w:rPr>
+                <w:rFonts w:ascii="Calibri" w:hAnsi="Calibri"/>
+                <w:color w:val="1A1A1A"/>
+                <w:sz w:val="20"/>
+              </w:rPr>
+              <w:t>5.0</w:t>
+            </w:r>
+          </w:p>
+        </w:tc>
+        <w:tc>
+          <w:tcPr>
+            <w:tcW w:type="dxa" w:w="1701"/>
+            <w:vAlign w:val="center"/>
+          </w:tcPr>
+          <w:p>
+            <w:pPr>
+              <w:jc w:val="right"/>
+            </w:pPr>
+            <w:r/>
+            <w:r>
+              <w:rPr>
+                <w:rFonts w:ascii="Calibri" w:hAnsi="Calibri"/>
+                <w:color w:val="1A1A1A"/>
+                <w:sz w:val="20"/>
+              </w:rPr>
+              <w:t>AED 1,371</w:t>
+            </w:r>
+          </w:p>
+        </w:tc>
+        <w:tc>
+          <w:tcPr>
+            <w:tcW w:type="dxa" w:w="2268"/>
+            <w:vAlign w:val="center"/>
+          </w:tcPr>
+          <w:p>
+            <w:pPr>
+              <w:jc w:val="right"/>
+            </w:pPr>
+            <w:r/>
+            <w:r>
+              <w:rPr>
+                <w:rFonts w:ascii="Calibri" w:hAnsi="Calibri"/>
+                <w:color w:val="1A1A1A"/>
+                <w:sz w:val="20"/>
+              </w:rPr>
+              <w:t>AED 6,855</w:t>
+            </w:r>
+          </w:p>
+        </w:tc>
+      </w:tr>
+      <w:tr>
+        <w:tc>
+          <w:tcPr>
+            <w:tcW w:type="dxa" w:w="3402"/>
+            <w:vAlign w:val="center"/>
+          </w:tcPr>
+          <w:p>
+            <w:pPr>
+              <w:jc w:val="left"/>
+            </w:pPr>
+            <w:r/>
+            <w:r>
+              <w:rPr>
+                <w:rFonts w:ascii="Calibri" w:hAnsi="Calibri"/>
+                <w:color w:val="1A1A1A"/>
+                <w:sz w:val="20"/>
+              </w:rPr>
+              <w:t>Original (honest cycle at 300 m)</w:t>
+            </w:r>
+          </w:p>
+        </w:tc>
+        <w:tc>
+          <w:tcPr>
+            <w:tcW w:type="dxa" w:w="1417"/>
+            <w:vAlign w:val="center"/>
+          </w:tcPr>
+          <w:p>
+            <w:pPr>
+              <w:jc w:val="right"/>
+            </w:pPr>
+            <w:r/>
+            <w:r>
+              <w:rPr>
+                <w:rFonts w:ascii="Calibri" w:hAnsi="Calibri"/>
+                <w:color w:val="1A1A1A"/>
+                <w:sz w:val="20"/>
+              </w:rPr>
+              <w:t>2.0</w:t>
+            </w:r>
+          </w:p>
+        </w:tc>
+        <w:tc>
+          <w:tcPr>
+            <w:tcW w:type="dxa" w:w="1701"/>
+            <w:vAlign w:val="center"/>
+          </w:tcPr>
+          <w:p>
+            <w:pPr>
+              <w:jc w:val="right"/>
+            </w:pPr>
+            <w:r/>
+            <w:r>
+              <w:rPr>
+                <w:rFonts w:ascii="Calibri" w:hAnsi="Calibri"/>
+                <w:color w:val="1A1A1A"/>
+                <w:sz w:val="20"/>
+              </w:rPr>
+              <w:t>AED 1,371</w:t>
+            </w:r>
+          </w:p>
+        </w:tc>
+        <w:tc>
+          <w:tcPr>
+            <w:tcW w:type="dxa" w:w="2268"/>
+            <w:vAlign w:val="center"/>
+          </w:tcPr>
+          <w:p>
+            <w:pPr>
+              <w:jc w:val="right"/>
+            </w:pPr>
+            <w:r/>
+            <w:r>
+              <w:rPr>
+                <w:rFonts w:ascii="Calibri" w:hAnsi="Calibri"/>
+                <w:color w:val="1A1A1A"/>
+                <w:sz w:val="20"/>
+              </w:rPr>
+              <w:t>AED 2,742</w:t>
+            </w:r>
+          </w:p>
+        </w:tc>
+      </w:tr>
+      <w:tr>
+        <w:tc>
+          <w:tcPr>
+            <w:tcW w:type="dxa" w:w="3402"/>
+            <w:vAlign w:val="center"/>
+          </w:tcPr>
+          <w:p>
+            <w:pPr>
+              <w:jc w:val="left"/>
+            </w:pPr>
+            <w:r/>
+            <w:r>
+              <w:rPr>
+                <w:rFonts w:ascii="Calibri" w:hAnsi="Calibri"/>
+                <w:color w:val="1A1A1A"/>
+                <w:sz w:val="20"/>
+              </w:rPr>
+              <w:t>Current v2 (16-min cycle at 150 m)</w:t>
+            </w:r>
+          </w:p>
+        </w:tc>
+        <w:tc>
+          <w:tcPr>
+            <w:tcW w:type="dxa" w:w="1417"/>
+            <w:vAlign w:val="center"/>
+          </w:tcPr>
+          <w:p>
+            <w:pPr>
+              <w:jc w:val="right"/>
+            </w:pPr>
+            <w:r/>
+            <w:r>
+              <w:rPr>
+                <w:rFonts w:ascii="Calibri" w:hAnsi="Calibri"/>
+                <w:color w:val="1A1A1A"/>
+                <w:sz w:val="20"/>
+              </w:rPr>
+              <w:t>3.75</w:t>
+            </w:r>
+          </w:p>
+        </w:tc>
+        <w:tc>
+          <w:tcPr>
+            <w:tcW w:type="dxa" w:w="1701"/>
+            <w:vAlign w:val="center"/>
+          </w:tcPr>
+          <w:p>
+            <w:pPr>
+              <w:jc w:val="right"/>
+            </w:pPr>
+            <w:r/>
+            <w:r>
+              <w:rPr>
+                <w:rFonts w:ascii="Calibri" w:hAnsi="Calibri"/>
+                <w:color w:val="1A1A1A"/>
+                <w:sz w:val="20"/>
+              </w:rPr>
+              <w:t>AED 2,465</w:t>
+            </w:r>
+          </w:p>
+        </w:tc>
+        <w:tc>
+          <w:tcPr>
+            <w:tcW w:type="dxa" w:w="2268"/>
+            <w:vAlign w:val="center"/>
+          </w:tcPr>
+          <w:p>
+            <w:pPr>
+              <w:jc w:val="right"/>
+            </w:pPr>
+            <w:r/>
+            <w:r>
+              <w:rPr>
+                <w:rFonts w:ascii="Calibri" w:hAnsi="Calibri"/>
+                <w:color w:val="1A1A1A"/>
+                <w:sz w:val="20"/>
+              </w:rPr>
+              <w:t>AED 9,244</w:t>
             </w:r>
           </w:p>
         </w:tc>
@@ -5812,7 +6664,7 @@
           <w:color w:val="1A1A1A"/>
           <w:sz w:val="22"/>
         </w:rPr>
-        <w:t>Per realistic flight, the current pitch produces ~+23% revenue vs. the original at equal operating hours, driven by the larger commercial loading (25 vs 12). ARPU is slightly lower (AED 170 vs 192) because the current day mix has 35% children vs. the original's 20%.</w:t>
+        <w:t>Per realistic operating hour, the current pitch produces ~3.4× the revenue of the original (honest cycle). This decomposes as: cycle compression (+88% throughput from 16 min vs 30 min), loading uplift (+108% from 25 × 0.58 vs 12 × 0.595), partially offset by ARPU haircut (–11%) and load-factor change (–3%).</w:t>
       </w:r>
     </w:p>
     <w:p>
@@ -5827,7 +6679,22 @@
           <w:color w:val="1A1A1A"/>
           <w:sz w:val="22"/>
         </w:rPr>
-        <w:t>The current pitch runs only 3 daytime hours instead of 10, which is why daytime revenue is AED 3.7 M and not AED 12.3 M. The afternoon window is intentionally kept dark to protect the premium night product. This is a deliberate trade-off, not a hardware constraint — and represents ~AED 8.6 M of unbooked daytime upside if the trade were reversed.</w:t>
+        <w:t>At equal 10-hour operating windows, our daytime alone (AED 22.8 M) is almost equal to the original's entire annual revenue claim (AED 24.7 M). The original's headline rested on an impossible 10-min cycle; ours rests on a physically realistic 16-min cycle at the lower altitude.</w:t>
+      </w:r>
+    </w:p>
+    <w:p>
+      <w:pPr>
+        <w:pStyle w:val="ListBullet"/>
+        <w:spacing w:after="40"/>
+        <w:ind w:left="283"/>
+      </w:pPr>
+      <w:r>
+        <w:rPr>
+          <w:rFonts w:ascii="Calibri" w:hAnsi="Calibri"/>
+          <w:color w:val="1A1A1A"/>
+          <w:sz w:val="22"/>
+        </w:rPr>
+        <w:t>The current pitch deliberately runs only 3 daytime hours, producing AED 6.8 M instead of the AED 22.8 M available at 10 hours. The afternoon (12pm–sundown) is kept dark to protect the premium night product. This is a deliberate trade — and represents ~AED 16 M of unbooked daytime upside if the trade were reversed.</w:t>
       </w:r>
     </w:p>
     <w:p>
@@ -7098,7 +7965,7 @@
                 <w:color w:val="1A1A1A"/>
                 <w:sz w:val="20"/>
               </w:rPr>
-              <w:t>AED 9.8 M</w:t>
+              <w:t>AED 9.9 M</w:t>
             </w:r>
           </w:p>
         </w:tc>
@@ -7118,7 +7985,7 @@
                 <w:color w:val="1A1A1A"/>
                 <w:sz w:val="20"/>
               </w:rPr>
-              <w:t>+AED 2.6 M for the LED layer</w:t>
+              <w:t>+AED 2.7 M for the LED layer + day crew</w:t>
             </w:r>
           </w:p>
         </w:tc>
@@ -7136,7 +8003,7 @@
           <w:color w:val="555555"/>
           <w:sz w:val="20"/>
         </w:rPr>
-        <w:t>The +AED 2.6 M delta is the price of running the night LED product. In exchange the current pitch adds AED 15 M+ in night-ticket and sponsorship revenue. The LED layer is OpEx-positive by a wide margin at the project level — the question is whether that holds at the investor level after the revenue-share waterfall is applied (§10).</w:t>
+        <w:t>The +AED 2.7 M delta is the price of running the night LED product plus the extra crew hours for the 16-min day cycle (more day rides = more crew rotation). In exchange the current pitch adds AED 15 M+ in night-ticket revenue and an extra ~AED 3 M of day-ticket revenue vs. the original. The LED + day layer is OpEx-positive by a wide margin at the project level — the question is whether that holds at the investor level after the revenue-share waterfall is applied (§10).</w:t>
       </w:r>
     </w:p>
     <w:p>
@@ -7388,7 +8255,7 @@
           <w:color w:val="1A1A1A"/>
           <w:sz w:val="24"/>
         </w:rPr>
-        <w:t>Current (v2 memo) — six streams</w:t>
+        <w:t>Current (v2 memo, 16-min day cycle + LED-field dwell) — six streams</w:t>
       </w:r>
     </w:p>
     <w:tbl>
@@ -7499,7 +8366,7 @@
                 <w:color w:val="1A1A1A"/>
                 <w:sz w:val="20"/>
               </w:rPr>
-              <w:t>Day ticket revenue</w:t>
+              <w:t>Day ticket revenue (16-min cycle)</w:t>
             </w:r>
           </w:p>
         </w:tc>
@@ -7519,7 +8386,7 @@
                 <w:color w:val="1A1A1A"/>
                 <w:sz w:val="20"/>
               </w:rPr>
-              <w:t>AED 2.0 M</w:t>
+              <w:t>AED 3.7 M</w:t>
             </w:r>
           </w:p>
         </w:tc>
@@ -7539,7 +8406,7 @@
                 <w:color w:val="1A1A1A"/>
                 <w:sz w:val="20"/>
               </w:rPr>
-              <w:t>AED 3.7 M</w:t>
+              <w:t>AED 6.8 M</w:t>
             </w:r>
           </w:p>
         </w:tc>
@@ -7559,7 +8426,7 @@
                 <w:color w:val="1A1A1A"/>
                 <w:sz w:val="20"/>
               </w:rPr>
-              <w:t>AED 4.7 M</w:t>
+              <w:t>AED 8.5 M</w:t>
             </w:r>
           </w:p>
         </w:tc>
@@ -7663,7 +8530,7 @@
                 <w:color w:val="1A1A1A"/>
                 <w:sz w:val="20"/>
               </w:rPr>
-              <w:t>F&amp;B / retail</w:t>
+              <w:t>F&amp;B / retail (with LED dwell)</w:t>
             </w:r>
           </w:p>
         </w:tc>
@@ -7683,7 +8550,7 @@
                 <w:color w:val="1A1A1A"/>
                 <w:sz w:val="20"/>
               </w:rPr>
-              <w:t>AED 0.3 M</w:t>
+              <w:t>AED 0.4 M</w:t>
             </w:r>
           </w:p>
         </w:tc>
@@ -7703,7 +8570,7 @@
                 <w:color w:val="1A1A1A"/>
                 <w:sz w:val="20"/>
               </w:rPr>
-              <w:t>AED 0.7 M</w:t>
+              <w:t>AED 0.9 M</w:t>
             </w:r>
           </w:p>
         </w:tc>
@@ -7723,7 +8590,7 @@
                 <w:color w:val="1A1A1A"/>
                 <w:sz w:val="20"/>
               </w:rPr>
-              <w:t>AED 1.1 M</w:t>
+              <w:t>AED 1.4 M</w:t>
             </w:r>
           </w:p>
         </w:tc>
@@ -8011,7 +8878,7 @@
                 <w:color w:val="1A1A1A"/>
                 <w:sz w:val="20"/>
               </w:rPr>
-              <w:t>AED 11.8 M</w:t>
+              <w:t>AED 13.6 M</w:t>
             </w:r>
           </w:p>
         </w:tc>
@@ -8031,7 +8898,7 @@
                 <w:color w:val="1A1A1A"/>
                 <w:sz w:val="20"/>
               </w:rPr>
-              <w:t>AED 22.2 M</w:t>
+              <w:t>AED 25.5 M</w:t>
             </w:r>
           </w:p>
         </w:tc>
@@ -8051,7 +8918,7 @@
                 <w:color w:val="1A1A1A"/>
                 <w:sz w:val="20"/>
               </w:rPr>
-              <w:t>AED 28.3 M</w:t>
+              <w:t>AED 32.4 M</w:t>
             </w:r>
           </w:p>
         </w:tc>
@@ -8069,7 +8936,7 @@
           <w:color w:val="555555"/>
           <w:sz w:val="20"/>
         </w:rPr>
-        <w:t>The current pitch headline (AED 22.2 M v2 / AED 24.7 M blueprint) is similar to the original (AED 24.7 M), but the composition is completely different: the original was 100% sightseeing tickets, while the current model is ~17% day tickets / ~68% night tickets / ~15% ancillaries.</w:t>
+        <w:t>The current Base Case (AED 25.5 M) now slightly exceeds the original's headline (AED 24.7 M) at the project level. The composition is completely different: the original was 100% sightseeing tickets at an impossible cycle; the current model is ~27% day tickets / ~59% night tickets / ~14% ancillaries.</w:t>
       </w:r>
     </w:p>
     <w:p>
@@ -8755,7 +9622,7 @@
                 <w:color w:val="1A1A1A"/>
                 <w:sz w:val="20"/>
               </w:rPr>
-              <w:t>Year 1 cash (current Base AED 22.2 M)</w:t>
+              <w:t>Year 1 cash (current Base AED 25.5 M)</w:t>
             </w:r>
           </w:p>
         </w:tc>
@@ -8817,7 +9684,7 @@
                 <w:color w:val="1A1A1A"/>
                 <w:sz w:val="20"/>
               </w:rPr>
-              <w:t>AED 1.11 M</w:t>
+              <w:t>AED 1.28 M</w:t>
             </w:r>
           </w:p>
         </w:tc>
@@ -8879,7 +9746,7 @@
                 <w:color w:val="1A1A1A"/>
                 <w:sz w:val="20"/>
               </w:rPr>
-              <w:t>AED 2.53 M</w:t>
+              <w:t>AED 2.90 M</w:t>
             </w:r>
           </w:p>
         </w:tc>
@@ -8941,7 +9808,7 @@
                 <w:color w:val="1A1A1A"/>
                 <w:sz w:val="20"/>
               </w:rPr>
-              <w:t>AED 15.41 M</w:t>
+              <w:t>AED 17.70 M</w:t>
             </w:r>
           </w:p>
         </w:tc>
@@ -9003,7 +9870,7 @@
                 <w:color w:val="1A1A1A"/>
                 <w:sz w:val="20"/>
               </w:rPr>
-              <w:t>AED 3.16 M</w:t>
+              <w:t>AED 3.62 M</w:t>
             </w:r>
           </w:p>
         </w:tc>
@@ -9065,7 +9932,7 @@
                 <w:color w:val="1A1A1A"/>
                 <w:sz w:val="20"/>
               </w:rPr>
-              <w:t>AED 22.20 M</w:t>
+              <w:t>AED 25.50 M</w:t>
             </w:r>
           </w:p>
         </w:tc>
@@ -9083,7 +9950,7 @@
           <w:color w:val="555555"/>
           <w:sz w:val="20"/>
         </w:rPr>
-        <w:t>The Operator keeps AED 15–17 M annually before paying any OpEx out of its 69.4% share. The Investor receives AED 3.16–3.51 M annually and is also the party that funded CAPEX. These are not symmetric positions.</w:t>
+        <w:t>The Operator keeps AED 17 – 18 M annually before paying any OpEx out of its 69.4% share. The Investor receives AED 3.5 – 3.6 M annually and is also the party that funded CAPEX. These are not symmetric positions.</w:t>
       </w:r>
     </w:p>
     <w:p>
@@ -9112,7 +9979,7 @@
           <w:color w:val="1A1A1A"/>
           <w:sz w:val="22"/>
         </w:rPr>
-        <w:t>Below is the current Base Case (v2 memo, AED 22.2 M annual revenue, AED 25.9 M CAPEX) restated with the original's waterfall applied. For completeness the original's own returns are restated the same way against its CAPEX of AED 15 M.</w:t>
+        <w:t>Below is the current Base Case (v2 memo, AED 25.5 M annual revenue, AED 25.9 M CAPEX) restated with the original's waterfall applied. For completeness the original's own returns are restated the same way against its CAPEX of AED 15 M.</w:t>
       </w:r>
     </w:p>
     <w:tbl>
@@ -9263,7 +10130,7 @@
                 <w:color w:val="1A1A1A"/>
                 <w:sz w:val="20"/>
               </w:rPr>
-              <w:t>AED 22.2 M</w:t>
+              <w:t>AED 25.5 M</w:t>
             </w:r>
           </w:p>
         </w:tc>
@@ -9283,7 +10150,7 @@
                 <w:color w:val="1A1A1A"/>
                 <w:sz w:val="20"/>
               </w:rPr>
-              <w:t>–AED 2.5 M</w:t>
+              <w:t>+AED 0.8 M</w:t>
             </w:r>
           </w:p>
         </w:tc>
@@ -9345,7 +10212,7 @@
                 <w:color w:val="1A1A1A"/>
                 <w:sz w:val="20"/>
               </w:rPr>
-              <w:t>AED 3.16 M</w:t>
+              <w:t>AED 3.62 M</w:t>
             </w:r>
           </w:p>
         </w:tc>
@@ -9365,7 +10232,7 @@
                 <w:color w:val="1A1A1A"/>
                 <w:sz w:val="20"/>
               </w:rPr>
-              <w:t>–AED 0.35 M</w:t>
+              <w:t>+AED 0.11 M</w:t>
             </w:r>
           </w:p>
         </w:tc>
@@ -9427,7 +10294,7 @@
                 <w:color w:val="1A1A1A"/>
                 <w:sz w:val="20"/>
               </w:rPr>
-              <w:t>~8.2 yrs</w:t>
+              <w:t>~7.2 yrs</w:t>
             </w:r>
           </w:p>
         </w:tc>
@@ -9447,7 +10314,7 @@
                 <w:color w:val="1A1A1A"/>
                 <w:sz w:val="20"/>
               </w:rPr>
-              <w:t>+3.9 yrs</w:t>
+              <w:t>+2.9 yrs</w:t>
             </w:r>
           </w:p>
         </w:tc>
@@ -9509,7 +10376,7 @@
                 <w:color w:val="1A1A1A"/>
                 <w:sz w:val="20"/>
               </w:rPr>
-              <w:t>~6.9 yrs</w:t>
+              <w:t>~6.1 yrs</w:t>
             </w:r>
           </w:p>
         </w:tc>
@@ -9529,7 +10396,7 @@
                 <w:color w:val="1A1A1A"/>
                 <w:sz w:val="20"/>
               </w:rPr>
-              <w:t>+3.1 yrs</w:t>
+              <w:t>+2.3 yrs</w:t>
             </w:r>
           </w:p>
         </w:tc>
@@ -9591,7 +10458,7 @@
                 <w:color w:val="1A1A1A"/>
                 <w:sz w:val="20"/>
               </w:rPr>
-              <w:t>AED 31.6 M</w:t>
+              <w:t>AED 36.2 M</w:t>
             </w:r>
           </w:p>
         </w:tc>
@@ -9611,7 +10478,7 @@
                 <w:color w:val="1A1A1A"/>
                 <w:sz w:val="20"/>
               </w:rPr>
-              <w:t>–AED 3.5 M</w:t>
+              <w:t>+AED 1.1 M</w:t>
             </w:r>
           </w:p>
         </w:tc>
@@ -9673,7 +10540,7 @@
                 <w:color w:val="1A1A1A"/>
                 <w:sz w:val="20"/>
               </w:rPr>
-              <w:t>AED 39.7 M</w:t>
+              <w:t>AED 45.6 M</w:t>
             </w:r>
           </w:p>
         </w:tc>
@@ -9693,7 +10560,7 @@
                 <w:color w:val="1A1A1A"/>
                 <w:sz w:val="20"/>
               </w:rPr>
-              <w:t>–AED 4.5 M</w:t>
+              <w:t>+AED 1.4 M</w:t>
             </w:r>
           </w:p>
         </w:tc>
@@ -9755,7 +10622,7 @@
                 <w:color w:val="1A1A1A"/>
                 <w:sz w:val="20"/>
               </w:rPr>
-              <w:t>~1.5×</w:t>
+              <w:t>~1.76×</w:t>
             </w:r>
           </w:p>
         </w:tc>
@@ -9775,7 +10642,7 @@
                 <w:color w:val="1A1A1A"/>
                 <w:sz w:val="20"/>
               </w:rPr>
-              <w:t>–1.4×</w:t>
+              <w:t>–1.14×</w:t>
             </w:r>
           </w:p>
         </w:tc>
@@ -9837,7 +10704,7 @@
                 <w:color w:val="1A1A1A"/>
                 <w:sz w:val="20"/>
               </w:rPr>
-              <w:t>~4.7×</w:t>
+              <w:t>~6.0×</w:t>
             </w:r>
           </w:p>
         </w:tc>
@@ -9889,7 +10756,7 @@
           <w:color w:val="1A1A1A"/>
           <w:sz w:val="20"/>
         </w:rPr>
-        <w:t>If the original waterfall (12% Partner / 83% Operator / 5% VAT) is preserved in the current deal, the investor sees AED ~3.16 M of cash per year against a AED 25.9 M CAPEX. That is roughly an 8-year flat payback and a ~1.5× 10-year MOIC at the investor level — versus the ~2.1 year payback and ~4.7× MOIC the current deck shows at the project level. The two numbers describe different pots of money. The deck should be explicit about which one it is quoting.</w:t>
+        <w:t>If the original waterfall (12% Partner / 83% Operator / 5% VAT) is preserved in the current deal, the investor sees AED ~3.62 M of cash per year against a AED 25.9 M CAPEX. That is roughly a 7-year flat payback and a ~1.76× 10-year MOIC at the investor level — versus the ~1.7-year payback and ~6.0× MOIC the current deck shows at the project level. The two numbers describe different pots of money. The deck should be explicit about which one it is quoting. The 16-min day cycle improves the investor-level returns only modestly (+AED 0.1 M/yr) because the waterfall captures most of the gross revenue uplift before it reaches the investor.</w:t>
       </w:r>
     </w:p>
     <w:p>
@@ -9965,6 +10832,20 @@
         <w:t>11. Open questions for the CEO</w:t>
       </w:r>
     </w:p>
+    <w:p>
+      <w:pPr>
+        <w:spacing w:before="200" w:after="40"/>
+      </w:pPr>
+      <w:r>
+        <w:rPr>
+          <w:rFonts w:ascii="Calibri" w:hAnsi="Calibri"/>
+          <w:b/>
+          <w:color w:val="1A1A1A"/>
+          <w:sz w:val="24"/>
+        </w:rPr>
+        <w:t>Open — still need a CEO decision</w:t>
+      </w:r>
+    </w:p>
     <w:tbl>
       <w:tblPr>
         <w:tblStyle w:val="LightGrid-Accent1"/>
@@ -10155,7 +11036,7 @@
                 <w:color w:val="1A1A1A"/>
                 <w:sz w:val="20"/>
               </w:rPr>
-              <w:t>Affects CAPEX credibility under investor diligence.</w:t>
+              <w:t>Affects CAPEX credibility under investor diligence. CEO to confirm in notes; possibly check with Hero / superior.</w:t>
             </w:r>
           </w:p>
         </w:tc>
@@ -10197,7 +11078,7 @@
                 <w:color w:val="1A1A1A"/>
                 <w:sz w:val="20"/>
               </w:rPr>
-              <w:t>Is the current 3-hour daytime window a hard constraint or a soft choice? Could we extend day operations to recover ~AED 8.6 M of unbooked revenue?</w:t>
+              <w:t>Day window extension — push from 3 hrs to 6 / 10 hrs?</w:t>
             </w:r>
           </w:p>
         </w:tc>
@@ -10217,7 +11098,7 @@
                 <w:color w:val="1A1A1A"/>
                 <w:sz w:val="20"/>
               </w:rPr>
-              <w:t>Largest unforced upside in the current model.</w:t>
+              <w:t>Currently parked. Worth ~AED 16 M annual revenue at full 10-hour day. Trade-off is the night-product positioning.</w:t>
             </w:r>
           </w:p>
         </w:tc>
@@ -10259,7 +11140,7 @@
                 <w:color w:val="1A1A1A"/>
                 <w:sz w:val="20"/>
               </w:rPr>
-              <w:t>Should we explicitly position the 25-pax commercial cap as +20% loading uplift attributable to LED canvas demand (vs. the 12-pax Dubai actuals)?</w:t>
+              <w:t>Do we retain the v2 250-day operating year, or push back toward 300 / 365?</w:t>
             </w:r>
           </w:p>
         </w:tc>
@@ -10279,7 +11160,93 @@
                 <w:color w:val="1A1A1A"/>
                 <w:sz w:val="20"/>
               </w:rPr>
-              <w:t>Reframes a quiet discrepancy as a demand-side claim investors can validate.</w:t>
+              <w:t>Each +50 days is worth ~AED 5 M annual revenue at project level (less after waterfall).</w:t>
+            </w:r>
+          </w:p>
+        </w:tc>
+      </w:tr>
+    </w:tbl>
+    <w:p>
+      <w:pPr>
+        <w:spacing w:before="200" w:after="40"/>
+      </w:pPr>
+      <w:r>
+        <w:rPr>
+          <w:rFonts w:ascii="Calibri" w:hAnsi="Calibri"/>
+          <w:b/>
+          <w:color w:val="1A1A1A"/>
+          <w:sz w:val="24"/>
+        </w:rPr>
+        <w:t>Decided this session — now reflected in the docs</w:t>
+      </w:r>
+    </w:p>
+    <w:tbl>
+      <w:tblPr>
+        <w:tblStyle w:val="LightGrid-Accent1"/>
+        <w:tblW w:type="auto" w:w="0"/>
+        <w:tblLayout w:type="fixed"/>
+        <w:tblLook w:firstColumn="1" w:firstRow="1" w:lastColumn="0" w:lastRow="0" w:noHBand="0" w:noVBand="1" w:val="04A0"/>
+      </w:tblPr>
+      <w:tblGrid>
+        <w:gridCol w:w="3324"/>
+        <w:gridCol w:w="3324"/>
+        <w:gridCol w:w="3324"/>
+      </w:tblGrid>
+      <w:tr>
+        <w:tc>
+          <w:tcPr>
+            <w:tcW w:type="dxa" w:w="567"/>
+            <w:shd w:val="clear" w:color="auto" w:fill="F1E9D2"/>
+            <w:vAlign w:val="center"/>
+          </w:tcPr>
+          <w:p>
+            <w:r/>
+            <w:r>
+              <w:rPr>
+                <w:rFonts w:ascii="Calibri" w:hAnsi="Calibri"/>
+                <w:b/>
+                <w:color w:val="1A1A1A"/>
+                <w:sz w:val="20"/>
+              </w:rPr>
+              <w:t>#</w:t>
+            </w:r>
+          </w:p>
+        </w:tc>
+        <w:tc>
+          <w:tcPr>
+            <w:tcW w:type="dxa" w:w="4819"/>
+            <w:shd w:val="clear" w:color="auto" w:fill="F1E9D2"/>
+            <w:vAlign w:val="center"/>
+          </w:tcPr>
+          <w:p>
+            <w:r/>
+            <w:r>
+              <w:rPr>
+                <w:rFonts w:ascii="Calibri" w:hAnsi="Calibri"/>
+                <w:b/>
+                <w:color w:val="1A1A1A"/>
+                <w:sz w:val="20"/>
+              </w:rPr>
+              <w:t>Decision</w:t>
+            </w:r>
+          </w:p>
+        </w:tc>
+        <w:tc>
+          <w:tcPr>
+            <w:tcW w:type="dxa" w:w="3402"/>
+            <w:shd w:val="clear" w:color="auto" w:fill="F1E9D2"/>
+            <w:vAlign w:val="center"/>
+          </w:tcPr>
+          <w:p>
+            <w:r/>
+            <w:r>
+              <w:rPr>
+                <w:rFonts w:ascii="Calibri" w:hAnsi="Calibri"/>
+                <w:b/>
+                <w:color w:val="1A1A1A"/>
+                <w:sz w:val="20"/>
+              </w:rPr>
+              <w:t>Reflected in</w:t>
             </w:r>
           </w:p>
         </w:tc>
@@ -10301,13 +11268,13 @@
                 <w:color w:val="1A1A1A"/>
                 <w:sz w:val="20"/>
               </w:rPr>
-              <w:t>5</w:t>
-            </w:r>
-          </w:p>
-        </w:tc>
-        <w:tc>
-          <w:tcPr>
-            <w:tcW w:type="dxa" w:w="4252"/>
+              <w:t>A</w:t>
+            </w:r>
+          </w:p>
+        </w:tc>
+        <w:tc>
+          <w:tcPr>
+            <w:tcW w:type="dxa" w:w="4819"/>
             <w:vAlign w:val="center"/>
           </w:tcPr>
           <w:p>
@@ -10321,13 +11288,13 @@
                 <w:color w:val="1A1A1A"/>
                 <w:sz w:val="20"/>
               </w:rPr>
-              <w:t>Do we retain the original's 365-day operating year, or stay with v2's 250-day conservative envelope?</w:t>
-            </w:r>
-          </w:p>
-        </w:tc>
-        <w:tc>
-          <w:tcPr>
-            <w:tcW w:type="dxa" w:w="3969"/>
+              <w:t>Day cycle compressed from 30 min to 16 min at 150 m, with 5-min peak panoramic hold preserved.</w:t>
+            </w:r>
+          </w:p>
+        </w:tc>
+        <w:tc>
+          <w:tcPr>
+            <w:tcW w:type="dxa" w:w="3402"/>
             <w:vAlign w:val="center"/>
           </w:tcPr>
           <w:p>
@@ -10341,7 +11308,255 @@
                 <w:color w:val="1A1A1A"/>
                 <w:sz w:val="20"/>
               </w:rPr>
-              <w:t>Worth ~AED 5 M annual revenue at full waterfall.</w:t>
+              <w:t>v2 memo §4 + §4C + §6 + §8 + §9 + §10; comparison §2 + §4 + §5</w:t>
+            </w:r>
+          </w:p>
+        </w:tc>
+      </w:tr>
+      <w:tr>
+        <w:tc>
+          <w:tcPr>
+            <w:tcW w:type="dxa" w:w="567"/>
+            <w:vAlign w:val="center"/>
+          </w:tcPr>
+          <w:p>
+            <w:pPr>
+              <w:jc w:val="left"/>
+            </w:pPr>
+            <w:r/>
+            <w:r>
+              <w:rPr>
+                <w:rFonts w:ascii="Calibri" w:hAnsi="Calibri"/>
+                <w:color w:val="1A1A1A"/>
+                <w:sz w:val="20"/>
+              </w:rPr>
+              <w:t>B</w:t>
+            </w:r>
+          </w:p>
+        </w:tc>
+        <w:tc>
+          <w:tcPr>
+            <w:tcW w:type="dxa" w:w="4819"/>
+            <w:vAlign w:val="center"/>
+          </w:tcPr>
+          <w:p>
+            <w:pPr>
+              <w:jc w:val="right"/>
+            </w:pPr>
+            <w:r/>
+            <w:r>
+              <w:rPr>
+                <w:rFonts w:ascii="Calibri" w:hAnsi="Calibri"/>
+                <w:color w:val="1A1A1A"/>
+                <w:sz w:val="20"/>
+              </w:rPr>
+              <w:t>Day window held at 3 hours (9am – 12pm) to protect the night product. Extension parked as upside lever.</w:t>
+            </w:r>
+          </w:p>
+        </w:tc>
+        <w:tc>
+          <w:tcPr>
+            <w:tcW w:type="dxa" w:w="3402"/>
+            <w:vAlign w:val="center"/>
+          </w:tcPr>
+          <w:p>
+            <w:pPr>
+              <w:jc w:val="right"/>
+            </w:pPr>
+            <w:r/>
+            <w:r>
+              <w:rPr>
+                <w:rFonts w:ascii="Calibri" w:hAnsi="Calibri"/>
+                <w:color w:val="1A1A1A"/>
+                <w:sz w:val="20"/>
+              </w:rPr>
+              <w:t>v2 memo §4C; comparison §5</w:t>
+            </w:r>
+          </w:p>
+        </w:tc>
+      </w:tr>
+      <w:tr>
+        <w:tc>
+          <w:tcPr>
+            <w:tcW w:type="dxa" w:w="567"/>
+            <w:vAlign w:val="center"/>
+          </w:tcPr>
+          <w:p>
+            <w:pPr>
+              <w:jc w:val="left"/>
+            </w:pPr>
+            <w:r/>
+            <w:r>
+              <w:rPr>
+                <w:rFonts w:ascii="Calibri" w:hAnsi="Calibri"/>
+                <w:color w:val="1A1A1A"/>
+                <w:sz w:val="20"/>
+              </w:rPr>
+              <w:t>C</w:t>
+            </w:r>
+          </w:p>
+        </w:tc>
+        <w:tc>
+          <w:tcPr>
+            <w:tcW w:type="dxa" w:w="4819"/>
+            <w:vAlign w:val="center"/>
+          </w:tcPr>
+          <w:p>
+            <w:pPr>
+              <w:jc w:val="right"/>
+            </w:pPr>
+            <w:r/>
+            <w:r>
+              <w:rPr>
+                <w:rFonts w:ascii="Calibri" w:hAnsi="Calibri"/>
+                <w:color w:val="1A1A1A"/>
+                <w:sz w:val="20"/>
+              </w:rPr>
+              <w:t>Night batch cadence locked at 20 min with the existing photo dwell phase. The user-proposed overlap concept turned out to already be in the v2 design.</w:t>
+            </w:r>
+          </w:p>
+        </w:tc>
+        <w:tc>
+          <w:tcPr>
+            <w:tcW w:type="dxa" w:w="3402"/>
+            <w:vAlign w:val="center"/>
+          </w:tcPr>
+          <w:p>
+            <w:pPr>
+              <w:jc w:val="right"/>
+            </w:pPr>
+            <w:r/>
+            <w:r>
+              <w:rPr>
+                <w:rFonts w:ascii="Calibri" w:hAnsi="Calibri"/>
+                <w:color w:val="1A1A1A"/>
+                <w:sz w:val="20"/>
+              </w:rPr>
+              <w:t>v2 memo §5 (no change needed beyond annotation)</w:t>
+            </w:r>
+          </w:p>
+        </w:tc>
+      </w:tr>
+      <w:tr>
+        <w:tc>
+          <w:tcPr>
+            <w:tcW w:type="dxa" w:w="567"/>
+            <w:vAlign w:val="center"/>
+          </w:tcPr>
+          <w:p>
+            <w:pPr>
+              <w:jc w:val="left"/>
+            </w:pPr>
+            <w:r/>
+            <w:r>
+              <w:rPr>
+                <w:rFonts w:ascii="Calibri" w:hAnsi="Calibri"/>
+                <w:color w:val="1A1A1A"/>
+                <w:sz w:val="20"/>
+              </w:rPr>
+              <w:t>D</w:t>
+            </w:r>
+          </w:p>
+        </w:tc>
+        <w:tc>
+          <w:tcPr>
+            <w:tcW w:type="dxa" w:w="4819"/>
+            <w:vAlign w:val="center"/>
+          </w:tcPr>
+          <w:p>
+            <w:pPr>
+              <w:jc w:val="right"/>
+            </w:pPr>
+            <w:r/>
+            <w:r>
+              <w:rPr>
+                <w:rFonts w:ascii="Calibri" w:hAnsi="Calibri"/>
+                <w:color w:val="1A1A1A"/>
+                <w:sz w:val="20"/>
+              </w:rPr>
+              <w:t>10-min optional LED-field dwell added on the night exit beat. No gondola throughput impact; F&amp;B uplifted by ~30%.</w:t>
+            </w:r>
+          </w:p>
+        </w:tc>
+        <w:tc>
+          <w:tcPr>
+            <w:tcW w:type="dxa" w:w="3402"/>
+            <w:vAlign w:val="center"/>
+          </w:tcPr>
+          <w:p>
+            <w:pPr>
+              <w:jc w:val="right"/>
+            </w:pPr>
+            <w:r/>
+            <w:r>
+              <w:rPr>
+                <w:rFonts w:ascii="Calibri" w:hAnsi="Calibri"/>
+                <w:color w:val="1A1A1A"/>
+                <w:sz w:val="20"/>
+              </w:rPr>
+              <w:t>v2 memo §5 (new row) + §8 (F&amp;B); comparison §2 + §8</w:t>
+            </w:r>
+          </w:p>
+        </w:tc>
+      </w:tr>
+      <w:tr>
+        <w:tc>
+          <w:tcPr>
+            <w:tcW w:type="dxa" w:w="567"/>
+            <w:vAlign w:val="center"/>
+          </w:tcPr>
+          <w:p>
+            <w:pPr>
+              <w:jc w:val="left"/>
+            </w:pPr>
+            <w:r/>
+            <w:r>
+              <w:rPr>
+                <w:rFonts w:ascii="Calibri" w:hAnsi="Calibri"/>
+                <w:color w:val="1A1A1A"/>
+                <w:sz w:val="20"/>
+              </w:rPr>
+              <w:t>E</w:t>
+            </w:r>
+          </w:p>
+        </w:tc>
+        <w:tc>
+          <w:tcPr>
+            <w:tcW w:type="dxa" w:w="4819"/>
+            <w:vAlign w:val="center"/>
+          </w:tcPr>
+          <w:p>
+            <w:pPr>
+              <w:jc w:val="right"/>
+            </w:pPr>
+            <w:r/>
+            <w:r>
+              <w:rPr>
+                <w:rFonts w:ascii="Calibri" w:hAnsi="Calibri"/>
+                <w:color w:val="1A1A1A"/>
+                <w:sz w:val="20"/>
+              </w:rPr>
+              <w:t>25-pax commercial cap repositioned as a +21% effective-loading uplift from LED canvas demand, not a hardware re-rating.</w:t>
+            </w:r>
+          </w:p>
+        </w:tc>
+        <w:tc>
+          <w:tcPr>
+            <w:tcW w:type="dxa" w:w="3402"/>
+            <w:vAlign w:val="center"/>
+          </w:tcPr>
+          <w:p>
+            <w:pPr>
+              <w:jc w:val="right"/>
+            </w:pPr>
+            <w:r/>
+            <w:r>
+              <w:rPr>
+                <w:rFonts w:ascii="Calibri" w:hAnsi="Calibri"/>
+                <w:color w:val="1A1A1A"/>
+                <w:sz w:val="20"/>
+              </w:rPr>
+              <w:t>v2 memo §4B (new section); comparison §4</w:t>
             </w:r>
           </w:p>
         </w:tc>
